--- a/review/F8-修订稿.docx
+++ b/review/F8-修订稿.docx
@@ -11008,7 +11008,7 @@
           <w:sz w:val="21"/>
           <w:szCs w:val="21"/>
         </w:rPr>
-        <w:t>，大致相当于2024年一年的发电量（【待补：2024年发电量，亿千瓦时；须与D5同取规上工业主要产品产量口径】），说明清洁能源优势向区外市场和经济价值的转化仍有较大空间。上述两方面共同指向同一类结构性制约，即生态与清洁能源领域的资源禀赋和生产能力，向经济产出的转化通道尚不充分。这与H2预期的方向是一致的。</w:t>
+        <w:t>，大致相当于2024年一年的发电量，说明清洁能源优势向区外市场和经济价值的转化仍有较大空间。上述两方面共同指向同一类结构性制约，即生态与清洁能源领域的资源禀赋和生产能力，向经济产出的转化通道尚不充分。这与H2预期的方向是一致的。</w:t>
       </w:r>
     </w:p>
     <w:p>

--- a/review/F8-修订稿.docx
+++ b/review/F8-修订稿.docx
@@ -204,7 +204,22 @@
           <w:sz w:val="21"/>
           <w:szCs w:val="21"/>
         </w:rPr>
-        <w:t>西藏在国家发展全局中具有不可替代的战略地位。西藏既是世界屋脊、亚洲水塔和重要的国家生态安全屏障，又是维护国家统一、民族团结与边疆稳固的战略前沿，同时还肩负发展追赶、实现共同富裕的现代化任务^[2][3]^。在西藏，国家安全、生态屏障与经济发展协同并重。既然三者在国家赋予的功能定位中同等重要，评价维度就应当与之一一对应。因此，把安全从背景因素提升为独立的评价维度，一方面是评价维度与区域功能相匹配的要求，另一方面也契合铸牢中华民族共同体意识、推进各族群众共同富裕的现实需要。如果不把边疆安全、民族团结和民生保障纳入发展质量的评价内核，就容易以单一经济尺度衡量西藏，低估其在国家发展全局中的战略价值。</w:t>
+        <w:t xml:space="preserve">西藏在国家发展全局中具有不可替代的战略地位。西藏既是世界屋脊、亚洲水塔和重要的国家生态安全屏障，又是维护国家统一、民族团结与边疆稳固的战略前沿，同时还肩负发展追赶、实现共同富裕的现代化任务</w:t>
+      </w:r>
+      <w:r>
+        <w:rPr>
+          <w:sz w:val="21"/>
+          <w:szCs w:val="21"/>
+          <w:vertAlign w:val="superscript"/>
+        </w:rPr>
+        <w:t>[2][3]</w:t>
+      </w:r>
+      <w:r>
+        <w:rPr>
+          <w:sz w:val="21"/>
+          <w:szCs w:val="21"/>
+        </w:rPr>
+        <w:t xml:space="preserve">。在西藏，国家安全、生态屏障与经济发展协同并重。既然三者在国家赋予的功能定位中同等重要，评价维度就应当与之一一对应。因此，把安全从背景因素提升为独立的评价维度，一方面是评价维度与区域功能相匹配的要求，另一方面也契合铸牢中华民族共同体意识、推进各族群众共同富裕的现实需要。如果不把边疆安全、民族团结和民生保障纳入发展质量的评价内核，就容易以单一经济尺度衡量西藏，低估其在国家发展全局中的战略价值。</w:t>
       </w:r>
     </w:p>
     <w:p>
@@ -332,7 +347,41 @@
           <w:sz w:val="21"/>
           <w:szCs w:val="21"/>
         </w:rPr>
-        <w:t>高质量发展评价的量化研究已经形成较为成熟的范式。自师博与任保平、李金昌等确立基本框架以来^[7][8]^，相关研究多以五大发展理念搭建指标体系，并逐步向省域、城市群等尺度拓展^[9][10][11]^，完成了从全国到区域的测度下沉。不过，这类研究大多默认发展质量在各区域之间同构，并以经济绩效为主导。当评价对象承担特殊的国家战略功能时，这一前提会把安全稳定、生态屏障等非经济功能排除在评价范围之外。</w:t>
+        <w:t xml:space="preserve">高质量发展评价的量化研究已经形成较为成熟的范式。自师博与任保平、李金昌等确立基本框架以来</w:t>
+      </w:r>
+      <w:r>
+        <w:rPr>
+          <w:rFonts w:hint="eastAsia"/>
+          <w:sz w:val="21"/>
+          <w:szCs w:val="21"/>
+          <w:vertAlign w:val="superscript"/>
+        </w:rPr>
+        <w:t>[7][8]</w:t>
+      </w:r>
+      <w:r>
+        <w:rPr>
+          <w:rFonts w:hint="eastAsia"/>
+          <w:sz w:val="21"/>
+          <w:szCs w:val="21"/>
+        </w:rPr>
+        <w:t xml:space="preserve">，相关研究多以五大发展理念搭建指标体系，并逐步向省域、城市群等尺度拓展</w:t>
+      </w:r>
+      <w:r>
+        <w:rPr>
+          <w:rFonts w:hint="eastAsia"/>
+          <w:sz w:val="21"/>
+          <w:szCs w:val="21"/>
+          <w:vertAlign w:val="superscript"/>
+        </w:rPr>
+        <w:t>[9][10][11]</w:t>
+      </w:r>
+      <w:r>
+        <w:rPr>
+          <w:rFonts w:hint="eastAsia"/>
+          <w:sz w:val="21"/>
+          <w:szCs w:val="21"/>
+        </w:rPr>
+        <w:t xml:space="preserve">，完成了从全国到区域的测度下沉。不过，这类研究大多默认发展质量在各区域之间同构，并以经济绩效为主导。当评价对象承担特殊的国家战略功能时，这一前提会把安全稳定、生态屏障等非经济功能排除在评价范围之外。</w:t>
       </w:r>
     </w:p>
     <w:p>
@@ -363,7 +412,24 @@
           <w:sz w:val="21"/>
           <w:szCs w:val="21"/>
         </w:rPr>
-        <w:t>。国外关于“安全公正空间”的研究也提出，判断一个系统的可行域，应当同时考虑生态天花板与社会基础^[12][13]^。两支文献指向同一个判断：评价基准应当随评价对象所承担的功能而调整，不应默认一套普适的尺度。这也是本文重新界定西藏评价基准的一般性学理依据。</w:t>
+        <w:t xml:space="preserve">。国外关于“安全公正空间”的研究也提出，判断一个系统的可行域，应当同时考虑生态天花板与社会基础</w:t>
+      </w:r>
+      <w:r>
+        <w:rPr>
+          <w:rFonts w:hint="eastAsia"/>
+          <w:sz w:val="21"/>
+          <w:szCs w:val="21"/>
+          <w:vertAlign w:val="superscript"/>
+        </w:rPr>
+        <w:t>[12][13]</w:t>
+      </w:r>
+      <w:r>
+        <w:rPr>
+          <w:rFonts w:hint="eastAsia"/>
+          <w:sz w:val="21"/>
+          <w:szCs w:val="21"/>
+        </w:rPr>
+        <w:t xml:space="preserve">。两支文献指向同一个判断：评价基准应当随评价对象所承担的功能而调整，不应默认一套普适的尺度。这也是本文重新界定西藏评价基准的一般性学理依据。</w:t>
       </w:r>
     </w:p>
     <w:p>
@@ -377,7 +443,58 @@
           <w:sz w:val="21"/>
           <w:szCs w:val="21"/>
         </w:rPr>
-        <w:t>就西藏而言，已有研究普遍注意到它兼具安全屏障、生态屏障与发展追赶的多重使命^[2][14][15][16]^，聚焦发展水平的实证研究也渐次展开^[17][18][19][20][21]^，生态经济能值分析、生态安全冲突等领域同样有所积累^[22][23][24]^。但在这些研究中，安全大多未获独立地位：或作为外部背景加以定性讨论，或分解并入“社会民生”类二级指标。</w:t>
+        <w:t xml:space="preserve">就西藏而言，已有研究普遍注意到它兼具安全屏障、生态屏障与发展追赶的多重使命</w:t>
+      </w:r>
+      <w:r>
+        <w:rPr>
+          <w:rFonts w:hint="eastAsia"/>
+          <w:sz w:val="21"/>
+          <w:szCs w:val="21"/>
+          <w:vertAlign w:val="superscript"/>
+        </w:rPr>
+        <w:t>[2][14][15][16]</w:t>
+      </w:r>
+      <w:r>
+        <w:rPr>
+          <w:rFonts w:hint="eastAsia"/>
+          <w:sz w:val="21"/>
+          <w:szCs w:val="21"/>
+        </w:rPr>
+        <w:t xml:space="preserve">，聚焦发展水平的实证研究也渐次展开</w:t>
+      </w:r>
+      <w:r>
+        <w:rPr>
+          <w:rFonts w:hint="eastAsia"/>
+          <w:sz w:val="21"/>
+          <w:szCs w:val="21"/>
+          <w:vertAlign w:val="superscript"/>
+        </w:rPr>
+        <w:t>[17][18][19][20][21]</w:t>
+      </w:r>
+      <w:r>
+        <w:rPr>
+          <w:rFonts w:hint="eastAsia"/>
+          <w:sz w:val="21"/>
+          <w:szCs w:val="21"/>
+        </w:rPr>
+        <w:t xml:space="preserve">，生态经济能值分析、生态安全冲突等领域同样有所积累</w:t>
+      </w:r>
+      <w:r>
+        <w:rPr>
+          <w:rFonts w:hint="eastAsia"/>
+          <w:sz w:val="21"/>
+          <w:szCs w:val="21"/>
+          <w:vertAlign w:val="superscript"/>
+        </w:rPr>
+        <w:t>[22][23][24]</w:t>
+      </w:r>
+      <w:r>
+        <w:rPr>
+          <w:rFonts w:hint="eastAsia"/>
+          <w:sz w:val="21"/>
+          <w:szCs w:val="21"/>
+        </w:rPr>
+        <w:t xml:space="preserve">。但在这些研究中，安全大多未获独立地位：或作为外部背景加以定性讨论，或分解并入“社会民生”类二级指标。</w:t>
       </w:r>
     </w:p>
     <w:p>
@@ -455,7 +572,24 @@
           <w:sz w:val="21"/>
           <w:szCs w:val="21"/>
         </w:rPr>
-        <w:t>等方面有所推进；国际复合指标方法学则发展出非补偿性聚合与失衡调整等技术^[29][30][31][32]^。不过，国内多数区域评价仍以加权求和或传统耦合协调度为主，两者都默认各维度之间可以相互补偿；非补偿性方法也较少与功能理论相衔接，后者恰恰能够解释“为何必须非补偿”。</w:t>
+        <w:t xml:space="preserve">等方面有所推进；国际复合指标方法学则发展出非补偿性聚合与失衡调整等技术</w:t>
+      </w:r>
+      <w:r>
+        <w:rPr>
+          <w:rFonts w:hint="eastAsia"/>
+          <w:sz w:val="21"/>
+          <w:szCs w:val="21"/>
+          <w:vertAlign w:val="superscript"/>
+        </w:rPr>
+        <w:t>[29][30][31][32]</w:t>
+      </w:r>
+      <w:r>
+        <w:rPr>
+          <w:rFonts w:hint="eastAsia"/>
+          <w:sz w:val="21"/>
+          <w:szCs w:val="21"/>
+        </w:rPr>
+        <w:t xml:space="preserve">。不过，国内多数区域评价仍以加权求和或传统耦合协调度为主，两者都默认各维度之间可以相互补偿；非补偿性方法也较少与功能理论相衔接，后者恰恰能够解释“为何必须非补偿”。</w:t>
       </w:r>
     </w:p>
     <w:p>

--- a/review/F8-修订稿.docx
+++ b/review/F8-修订稿.docx
@@ -4714,7 +4714,7 @@
           <w:sz w:val="21"/>
           <w:szCs w:val="21"/>
         </w:rPr>
-        <w:t>关于数据口径还需交代两处。13项主体指标2016—2025年的取值，均为表1所列官方渠道已发布的实际统计值，没有使用估算、外推或以规划目标替代的数值；表1注②中的“十四五”规划目标仅用作E2、E4标准化区间的固定上限，2025年所用的E2（12.54%）与E4（48.07%）都是官方已发布的实际完成数。此外，年度公报数据随后续年鉴出版可能有例行修订。由于本文采用固定基准标准化，修订引起的标准化值变动与修订幅度同阶，而年鉴对已发布公报数据的例行修订通常在1%以内，据此判断不至于改变核心趋势与阶段性判断；需要说明的是，本文未就此专门设计扰动检验，该判断属定性推断；地区生产总值采用含第五次全国经济普查修订的最新核算口径。</w:t>
+        <w:t>关于数据口径还需交代两处。13项主体指标2016—2025年的取值，均为表1所列官方渠道已发布的实际统计值，没有使用估算、外推或以规划目标替代的数值；表1注②中的“十四五”规划目标仅用作E2、E4标准化区间的固定上限，2025年所用的E2（12.54%）与E4（48.07%）都是官方已发布的实际完成数。此外，年度公报数据随后续年鉴出版可能有例行修订。由于本文采用固定基准标准化，修订引起的标准化值变动与修订幅度同阶，而年鉴对已发布公报数据的例行修订通常在1%以内，据此判断不至于改变核心趋势与阶段性判断；需要说明的是，本文未就此专门设计扰动检验，该判断属定性推断；地区生产总值采用含第五次全国经济普查修订的最新核算口径，与各年度统计公报的初步核算数不同，例如2023年修订后为2532.86亿元，公报初步核算数为2392.67亿元。</w:t>
       </w:r>
     </w:p>
     <w:p>

--- a/review/F8-修订稿.docx
+++ b/review/F8-修订稿.docx
@@ -13038,7 +13038,7 @@
           <w:sz w:val="21"/>
           <w:szCs w:val="21"/>
         </w:rPr>
-        <w:t>首先是滚动端点稳定性检验。以2016—2022年的截断样本重算固定基准法的标准化结果，与全样本口径下的同期取值逐年比较，二者完全一致，最大绝对差异为0。同样的截断操作若改用极差标准化，2016—2022年的取值则出现明显偏移，最大绝对差异达0.229，而且历史年份的偏移方向并不一致。需要说明的是，该差异为指标层标准化值的差异，经子系统合成与失衡惩罚两道聚合后，传导至协调指数的幅度会有所压缩。这表明，在固定基准法下，历史年份不会因未来数据加入而被回溯改写，极差标准化则存在这一问题。</w:t>
+        <w:t>首先是滚动端点稳定性检验。以2016—2022年的截断样本重算固定基准法的标准化结果，与全样本口径下的同期取值逐年比较，二者完全一致，最大绝对差异为0。同样的截断操作若改用极差标准化，2016—2022年的取值则出现明显偏移，最大绝对差异达0.229，即协调指数在0—1量表上偏移约23个百分点，而且历史年份的偏移方向并不一致。需要说明的是，该差异按MPI协调指数层计算；若按指标层标准化值计算，最大绝对差异达0.615，量级更大。这表明，在固定基准法下，历史年份不会因未来数据加入而被回溯改写，极差标准化则存在这一问题。</w:t>
       </w:r>
     </w:p>
     <w:p>

--- a/review/F8-修订稿.docx
+++ b/review/F8-修订稿.docx
@@ -4613,7 +4613,7 @@
           <w:sz w:val="18"/>
           <w:szCs w:val="18"/>
         </w:rPr>
-        <w:t>2019年间的区分度，上限取规划目标值，二者均为固定、外生、不随样本更新而回溯变化的基准；E2标准化区间跨度与2025年实际值的封顶效应等方法论细节见下文稳健性检验。</w:t>
+        <w:t>2019年间的区分度，上限取规划目标值，二者均为固定、外生、不随样本更新而回溯变化的基准；E2标准化区间跨度与2025年实际值的封顶效应等方法论细节见下文稳健性检验。③D5取统计公报“规上工业主要产品产量”所载发电量，为规上工业口径的总发电量，与下文第四部分讨论的清洁能源发电量口径不同；西藏清洁能源发电量占比已超过99%，二者数值接近但不等同。</w:t>
       </w:r>
     </w:p>
     <w:p>

--- a/review/F8-修订稿.docx
+++ b/review/F8-修订稿.docx
@@ -4701,7 +4701,7 @@
           <w:sz w:val="21"/>
           <w:szCs w:val="21"/>
         </w:rPr>
-        <w:t>，以及财政、能源、文旅等部门的公开资料。用于固定基准与相对化处理的外部参考数据，包括西藏历年常住人口、全国农村与城镇居民人均可支配收入，以及《西藏自治区“十四五”时期生态环境保护规划》指标表。13项主体指标及外部参考数据均为公开数据或其直接计算结果；其中用于人均化与相对全国水平处理的三条辅助基础序列见附表A2，附表A1—A4见文末附录。</w:t>
+        <w:t>，以及财政、能源、文旅等部门的公开资料。用于固定基准与相对化处理的外部参考数据，包括西藏历年常住人口、全国农村与城镇居民人均可支配收入，以及《西藏自治区“十四五”时期生态环境保护规划》指标表。13项主体指标及外部参考数据均为公开数据或其直接计算结果；其中用于人均化与相对全国水平处理的三条辅助基础序列见附表A2，附表A1—A8见文末附录。</w:t>
       </w:r>
     </w:p>
     <w:p>
@@ -13118,7 +13118,7 @@
           <w:sz w:val="21"/>
           <w:szCs w:val="21"/>
         </w:rPr>
-        <w:t>逐一剔除13项指标后重算等权主模型，结果见表6；表6列出分别来自安全、发展、生态三子系统的5项代表性指标，完整13项见附表A1。“发展在样本中期相对偏弱”这一方向性判断，其具体年数在不同设定下在2—9年之间波动（完整结果见附表A1）。据此可以区分强、弱两层结论：强结论是2018—2022年为发展相对滞后的重要阶段，该判断在多数设定下成立，但在剔除S4或D3的设定下发展最弱年数降至2年，其稳健性弱于“样本期内短板在三者之间发生转移”这一更一般的判断；弱结论是每一年是否为发展最低、这一状态持续几年，并不完全稳健。因此，结果部分只作阶段性、方向性的表述，不给出精确年数。</w:t>
+        <w:t>逐一剔除13项指标后重算等权主模型，结果见表6；表6列出分别来自安全、发展、生态三子系统的5项代表性指标，完整13项见附表A1。“发展在样本中期相对偏弱”这一方向性判断，其具体年数在不同设定下在2—9年之间波动，其中13项设定有11项不少于3年（完整结果见附表A1）。据此可以区分强、弱两层结论：强结论是2018—2022年为发展相对滞后的重要阶段，该判断在多数设定下成立，但在剔除S4或D3的设定下发展最弱年数降至2年，其稳健性弱于“样本期内短板在三者之间发生转移”这一更一般的判断；弱结论是每一年是否为发展最低、这一状态持续几年，并不完全稳健。因此，结果部分只作阶段性、方向性的表述，不给出精确年数。</w:t>
       </w:r>
     </w:p>
     <w:p>
